--- a/rapports/16_02_2026/JP_ADAMA/coh_EQ8_sup_071102000075.docx
+++ b/rapports/16_02_2026/JP_ADAMA/coh_EQ8_sup_071102000075.docx
@@ -25,7 +25,7 @@
         <w:br/>
         <w:t>Grappe: 071102000075</w:t>
         <w:br/>
-        <w:t>Date: 16/02/2026 a 12:41</w:t>
+        <w:t>Date: 16/02/2026 a 12:58</w:t>
       </w:r>
     </w:p>
     <w:p/>

--- a/rapports/16_02_2026/JP_ADAMA/coh_EQ8_sup_071102000075.docx
+++ b/rapports/16_02_2026/JP_ADAMA/coh_EQ8_sup_071102000075.docx
@@ -25,7 +25,7 @@
         <w:br/>
         <w:t>Grappe: 071102000075</w:t>
         <w:br/>
-        <w:t>Date: 16/02/2026 a 12:58</w:t>
+        <w:t>Date: 16/02/2026 a 13:06</w:t>
       </w:r>
     </w:p>
     <w:p/>
@@ -487,7 +487,7 @@
           </w:tcPr>
           <w:p>
             <w:r>
-              <w:t>Section12</w:t>
+              <w:t>Section9c</w:t>
             </w:r>
           </w:p>
         </w:tc>
@@ -497,7 +497,7 @@
           </w:tcPr>
           <w:p>
             <w:r>
-              <w:t>Actifs du menage</w:t>
+              <w:t>Depenses non-alimentaires - 30 jours</w:t>
             </w:r>
           </w:p>
         </w:tc>
@@ -507,7 +507,7 @@
           </w:tcPr>
           <w:p>
             <w:r>
-              <w:t>9</w:t>
+              <w:t>8</w:t>
             </w:r>
           </w:p>
         </w:tc>
@@ -1387,6 +1387,8 @@
         <w:br/>
         <w:t xml:space="preserve">-  Incohérence ! le montant payé de assane sene pour les frais de scolarité est très faible. veuillez, s'il vous plait, confirmer ces informations avec le QG ou apporter les corrections nécessaires. </w:t>
         <w:br/>
+        <w:t xml:space="preserve">- Attention ! Le frais de scolarité (114500 Fcfa) de ibrahima ndong en 2ème année de Secondaire 1 (Moyen) Général est relativement élevé par rapport aux autres frais de scolarités observés dans cette zone. Prière de corriger ou de confirmer avec le QG. </w:t>
+        <w:br/>
         <w:t xml:space="preserve">- Dans les milieux urbains c'est peu probable de voir une école dont les élèves ou étudiants ne dépensent pas en frais d'uniformes, prière de verifier pour aicha ndong et corriger ou confirmer avec le QG. </w:t>
         <w:br/>
         <w:t xml:space="preserve">- Dans les milieux urbains c'est peu probable de voir une école dont les élèves ou étudiants ne dépensent pas en frais d'uniformes, prière de verifier pour khady faye et corriger ou confirmer avec le QG. </w:t>
@@ -1579,7 +1581,7 @@
         <w:rPr>
           <w:sz w:val="20"/>
         </w:rPr>
-        <w:t>- La dernière fois que vous avez acheté Farines pour bébé est pharmacie et semble exister dans les modalités, prière de prendre attache avec le QG pour plus d'explication afin de la classer bien.  La dernière fois que vous avez acheté Lait pour bébé est pharmacie et semble exister dans les modalités, prière de prendre attache avec le QG pour plus d'explication afin de la classer bien. Attention ! Le prix unitaire d'achat (200 Fcfa) de Patate douce en Morceau (Portion) (Moyen) est relativement élevé par rapport aux autres prix observés dans cette zone. Prière de corriger ou de confirmer avec le QG. Attention ! Le prix unitaire d'achat (2000 Fcfa) de Viande de poulet entier en Pièce (Moyen) est relativement faible par rapport aux autres prix observés dans cette zone. Prière de corriger ou de confirmer avec le QG. Attention ! Le prix unitaire d'achat (50 Fcfa) de Feuilles de patate en Sachets (Petit) est relativement faible par rapport aux autres prix observés dans cette zone. Prière de corriger ou de confirmer avec le QG. Attention ! Le prix unitaire d'achat (500 Fcfa) de Ail en Gousse (Moyen) est relativement élevé par rapport aux autres prix observés dans cette zone. Prière de corriger ou de confirmer avec le QG. Avertissement!! La quantité (7 litre) du produit Huile d'arachide raffinée consommée  par le ménage semble très élevé, prière de corriger ou confirmer avec le QG. Avertissement!!! Le ménage a consommé 1 Boite (Autre que la boite/pot de tomate) Grand de Thé en sachet, cette quantité semble anormale pour une consommation des 7 derniers jours.Les ménages consomment géneralement en sachet ou en paquet, prière de corriger ou de confirmer avec le QG. Avertissement!!! Le ménage a consommé 10 Pièce Moyen de Caramel, bonbons, confiseries, etc., cette quantité semble anormale pour une consommation des 7 derniers jours.Prière de corriger ou de confirmer avec le QG. Avertissement!!! Le ménage a consommé 14 Morceau (Portion) Moyen de Capitaine frais, cette quantité semble anormale pour une consommation des 7 derniers jours.Prière de corriger ou de confirmer avec le QG. Le prix d'achat unitaire (1000 Fcfa) de Sel en Sac (5 Kg) de taille taille unique est très faible, prière de regarder les reponses prises dans les questions s07bq07a s07bq07b s07bq07c s07bq08 pour mieux corriger. Difficile de consommer le Sel en Sac (5 Kg) taille unique prière de verifier.</w:t>
+        <w:t>- La dernière fois que vous avez acheté Farines pour bébé est pharmacie et semble exister dans les modalités, prière de prendre attache avec le QG pour plus d'explication afin de la classer bien.  La dernière fois que vous avez acheté Lait pour bébé est pharmacie et semble exister dans les modalités, prière de prendre attache avec le QG pour plus d'explication afin de la classer bien. Attention ! Le prix unitaire d'achat (200 Fcfa) de Patate douce en Morceau (Portion) (Moyen) est relativement élevé par rapport aux autres prix observés dans cette zone. Prière de corriger ou de confirmer avec le QG. Attention ! Le prix unitaire d'achat (200 Fcfa) de Tomate fraîche en Sachets (Moyen) est relativement élevé par rapport aux autres prix observés dans cette zone. Prière de corriger ou de confirmer avec le QG. Attention ! Le prix unitaire d'achat (2000 Fcfa) de Viande de poulet entier en Pièce (Moyen) est relativement faible par rapport aux autres prix observés dans cette zone. Prière de corriger ou de confirmer avec le QG. Attention ! Le prix unitaire d'achat (50 Fcfa) de Feuilles de patate en Sachets (Petit) est relativement faible par rapport aux autres prix observés dans cette zone. Prière de corriger ou de confirmer avec le QG. Attention ! Le prix unitaire d'achat (500 Fcfa) de Ail en Gousse (Moyen) est relativement élevé par rapport aux autres prix observés dans cette zone. Prière de corriger ou de confirmer avec le QG. Avertissement!! La quantité (7 litre) du produit Huile d'arachide raffinée consommée  par le ménage semble très élevé, prière de corriger ou confirmer avec le QG. Avertissement!!! Le ménage a consommé 1 Boite (Autre que la boite/pot de tomate) Grand de Thé en sachet, cette quantité semble anormale pour une consommation des 7 derniers jours.Les ménages consomment géneralement en sachet ou en paquet, prière de corriger ou de confirmer avec le QG. Avertissement!!! Le ménage a consommé 10 Pièce Moyen de Caramel, bonbons, confiseries, etc., cette quantité semble anormale pour une consommation des 7 derniers jours.Prière de corriger ou de confirmer avec le QG. Avertissement!!! Le ménage a consommé 14 Morceau (Portion) Moyen de Capitaine frais, cette quantité semble anormale pour une consommation des 7 derniers jours.Prière de corriger ou de confirmer avec le QG. Le prix d'achat unitaire (1000 Fcfa) de Sel en Sac (5 Kg) de taille taille unique est très faible, prière de regarder les reponses prises dans les questions s07bq07a s07bq07b s07bq07c s07bq08 pour mieux corriger. Difficile de consommer le Sel en Sac (5 Kg) taille unique prière de verifier.</w:t>
       </w:r>
     </w:p>
     <w:p>
@@ -1726,7 +1728,7 @@
         <w:rPr>
           <w:sz w:val="20"/>
         </w:rPr>
-        <w:t>- Avertissement! la valeur de l'achat (6000 Fcfa) d'un Poules / poulets est trop petite ou élevée. Veuillez confirmer ces informations avec le QG ou apporter les corrections nécessaires. Attention ! Le ménage a acheté 6 Poules / poulets à 36000 donc un prix unitaire d'achat (6000 Fcfa) qui  est relativement elevé par rapport aux autres prix observés dans cette zone. Prière de corriger ou de confirmer avec le QG.</w:t>
+        <w:t>- Avertissement! la valeur de l'achat (6000 Fcfa) d'un Poules / poulets est trop petite ou élevée. Veuillez confirmer ces informations avec le QG ou apporter les corrections nécessaires.</w:t>
       </w:r>
     </w:p>
     <w:p>
@@ -2286,7 +2288,7 @@
         <w:rPr>
           <w:sz w:val="20"/>
         </w:rPr>
-        <w:t>- La dernière fois que vous avez acheté Ail est Dans le ménage et semble exister dans les modalités, prière de prendre attache avec le QG pour plus d'explication afin de la classer bien.  La dernière fois que vous avez acheté Arachides pilées est Dans le ménage et semble exister dans les modalités, prière de prendre attache avec le QG pour plus d'explication afin de la classer bien.  La dernière fois que vous avez acheté Aubergine   est 100 et semble exister dans les modalités, prière de prendre attache avec le QG pour plus d'explication afin de la classer bien.  La dernière fois que vous avez acheté Aubergine sauvage  est Dans le ménage et semble exister dans les modalités, prière de prendre attache avec le QG pour plus d'explication afin de la classer bien.  La dernière fois que vous avez acheté Autres condiments (persil, céléri, etc.) est Dans le ménage et semble exister dans les modalités, prière de prendre attache avec le QG pour plus d'explication afin de la classer bien.  La dernière fois que vous avez acheté Carotte est Dans le ménage et semble exister dans les modalités, prière de prendre attache avec le QG pour plus d'explication afin de la classer bien.  La dernière fois que vous avez acheté Carpe séchée est dans le ménage et semble exister dans les modalités, prière de prendre attache avec le QG pour plus d'explication afin de la classer bien.  La dernière fois que vous avez acheté Choux est dans le ménage et semble exister dans les modalités, prière de prendre attache avec le QG pour plus d'explication afin de la classer bien.  La dernière fois que vous avez acheté Citron est dans le ménage et semble exister dans les modalités, prière de prendre attache avec le QG pour plus d'explication afin de la classer bien.  La dernière fois que vous avez acheté Courge est Dans le ménage et semble exister dans les modalités, prière de prendre attache avec le QG pour plus d'explication afin de la classer bien.  La dernière fois que vous avez acheté Feuilles de  Haricot est Dans le ménage et semble exister dans les modalités, prière de prendre attache avec le QG pour plus d'explication afin de la classer bien.  La dernière fois que vous avez acheté Gombo frais est Dans le ménage et semble exister dans les modalités, prière de prendre attache avec le QG pour plus d'explication afin de la classer bien.  La dernière fois que vous avez acheté Oignon frais est Dans le ménage et semble exister dans les modalités, prière de prendre attache avec le QG pour plus d'explication afin de la classer bien.  La dernière fois que vous avez acheté Patate douce est Dans le ménage et semble exister dans les modalités, prière de prendre attache avec le QG pour plus d'explication afin de la classer bien.  La dernière fois que vous avez acheté Piment frais est Dans le ménage et semble exister dans les modalités, prière de prendre attache avec le QG pour plus d'explication afin de la classer bien.  La dernière fois que vous avez acheté Piment séché est Dans le ménage et semble exister dans les modalités, prière de prendre attache avec le QG pour plus d'explication afin de la classer bien.  La dernière fois que vous avez acheté Poireau est Dans le ménage et semble exister dans les modalités, prière de prendre attache avec le QG pour plus d'explication afin de la classer bien.  La dernière fois que vous avez acheté Poivron frais est Dans le ménage et semble exister dans les modalités, prière de prendre attache avec le QG pour plus d'explication afin de la classer bien.  La dernière fois que vous avez acheté Soumbala (moutarde africaine) est Dans le ménage et semble exister dans les modalités, prière de prendre attache avec le QG pour plus d'explication afin de la classer bien.  La dernière fois que vous avez acheté Tamarin noir est Dans le ménage et semble exister dans les modalités, prière de prendre attache avec le QG pour plus d'explication afin de la classer bien.  La dernière fois que vous avez acheté Tomate fraîche est Dans le ménage et semble exister dans les modalités, prière de prendre attache avec le QG pour plus d'explication afin de la classer bien. Attention ! Le prix unitaire d'achat (500 Fcfa) de Concentré de tomate en Sachets (Moyen) est relativement élevé par rapport aux autres prix observés dans cette zone. Prière de corriger ou de confirmer avec le QG. Avertissement!!! Le ménage a consommé 7 Paquet Petit de Thé en sachet, cette quantité semble anormale pour une consommation des 7 derniers jours.Prière de corriger ou de confirmer avec le QG. Avertissement!! le prix unitaire (150 Fcfa) de Thé en sachet (unité: Paquet) de taille Petit est très faible ou élevé. Prière de corriger ou de confirmer avec le QG. Difficile de consommer le Sel en Sachets industriel Petit prière de verifier. Le prix d'achat unitaire (6000 Fcfa) de Poivre en Kg de taille taille unique prière de regarder les reponses prises dans les questions s07bq07a s07bq07b s07bq07c s07bq08 pour mieux corriger.</w:t>
+        <w:t>- La dernière fois que vous avez acheté Ail est Dans le ménage et semble exister dans les modalités, prière de prendre attache avec le QG pour plus d'explication afin de la classer bien.  La dernière fois que vous avez acheté Arachides pilées est Dans le ménage et semble exister dans les modalités, prière de prendre attache avec le QG pour plus d'explication afin de la classer bien.  La dernière fois que vous avez acheté Aubergine   est 100 et semble exister dans les modalités, prière de prendre attache avec le QG pour plus d'explication afin de la classer bien.  La dernière fois que vous avez acheté Aubergine sauvage  est Dans le ménage et semble exister dans les modalités, prière de prendre attache avec le QG pour plus d'explication afin de la classer bien.  La dernière fois que vous avez acheté Autres condiments (persil, céléri, etc.) est Dans le ménage et semble exister dans les modalités, prière de prendre attache avec le QG pour plus d'explication afin de la classer bien.  La dernière fois que vous avez acheté Carotte est Dans le ménage et semble exister dans les modalités, prière de prendre attache avec le QG pour plus d'explication afin de la classer bien.  La dernière fois que vous avez acheté Carpe séchée est dans le ménage et semble exister dans les modalités, prière de prendre attache avec le QG pour plus d'explication afin de la classer bien.  La dernière fois que vous avez acheté Choux est dans le ménage et semble exister dans les modalités, prière de prendre attache avec le QG pour plus d'explication afin de la classer bien.  La dernière fois que vous avez acheté Citron est dans le ménage et semble exister dans les modalités, prière de prendre attache avec le QG pour plus d'explication afin de la classer bien.  La dernière fois que vous avez acheté Courge est Dans le ménage et semble exister dans les modalités, prière de prendre attache avec le QG pour plus d'explication afin de la classer bien.  La dernière fois que vous avez acheté Gombo frais est Dans le ménage et semble exister dans les modalités, prière de prendre attache avec le QG pour plus d'explication afin de la classer bien.  La dernière fois que vous avez acheté Oignon frais est Dans le ménage et semble exister dans les modalités, prière de prendre attache avec le QG pour plus d'explication afin de la classer bien.  La dernière fois que vous avez acheté Patate douce est Dans le ménage et semble exister dans les modalités, prière de prendre attache avec le QG pour plus d'explication afin de la classer bien.  La dernière fois que vous avez acheté Piment frais est Dans le ménage et semble exister dans les modalités, prière de prendre attache avec le QG pour plus d'explication afin de la classer bien.  La dernière fois que vous avez acheté Piment séché est Dans le ménage et semble exister dans les modalités, prière de prendre attache avec le QG pour plus d'explication afin de la classer bien.  La dernière fois que vous avez acheté Poireau est Dans le ménage et semble exister dans les modalités, prière de prendre attache avec le QG pour plus d'explication afin de la classer bien.  La dernière fois que vous avez acheté Poivron frais est Dans le ménage et semble exister dans les modalités, prière de prendre attache avec le QG pour plus d'explication afin de la classer bien.  La dernière fois que vous avez acheté Soumbala (moutarde africaine) est Dans le ménage et semble exister dans les modalités, prière de prendre attache avec le QG pour plus d'explication afin de la classer bien.  La dernière fois que vous avez acheté Tamarin noir est Dans le ménage et semble exister dans les modalités, prière de prendre attache avec le QG pour plus d'explication afin de la classer bien.  La dernière fois que vous avez acheté Tomate fraîche est Dans le ménage et semble exister dans les modalités, prière de prendre attache avec le QG pour plus d'explication afin de la classer bien. Attention ! Le prix unitaire d'achat (150 Fcfa) de Feuilles de  Haricot en Tas (Moyen) est relativement élevé par rapport aux autres prix observés dans cette zone. Prière de corriger ou de confirmer avec le QG.  La dernière fois que vous avez acheté Feuilles de  Haricot est Dans le ménage et semble exister dans les modalités, prière de prendre attache avec le QG pour plus d'explication afin de la classer bien. Attention ! Le prix unitaire d'achat (3600 Fcfa) de Viande de bœuf: filet, faux-filet en Kg (taille unique) est relativement faible par rapport aux autres prix observés dans cette zone. Prière de corriger ou de confirmer avec le QG. Attention ! Le prix unitaire d'achat (50 Fcfa) de Vinaigre de vin en Bouteille 50cl (taille unique) est relativement faible par rapport aux autres prix observés dans cette zone. Prière de corriger ou de confirmer avec le QG. Avertissement!!! Le ménage a consommé 7 Paquet Petit de Thé en sachet, cette quantité semble anormale pour une consommation des 7 derniers jours.Prière de corriger ou de confirmer avec le QG. Avertissement!! le prix unitaire (150 Fcfa) de Thé en sachet (unité: Paquet) de taille Petit est très faible ou élevé. Prière de corriger ou de confirmer avec le QG. Difficile de consommer le Sel en Sachets industriel Petit prière de verifier. Le prix d'achat unitaire (6000 Fcfa) de Poivre en Kg de taille taille unique prière de regarder les reponses prises dans les questions s07bq07a s07bq07b s07bq07c s07bq08 pour mieux corriger.</w:t>
       </w:r>
     </w:p>
     <w:p>
@@ -2395,7 +2397,7 @@
         <w:rPr>
           <w:sz w:val="20"/>
         </w:rPr>
-        <w:t xml:space="preserve">- Attention ! Appareil TV a été achété à 350000 Fcfa est relativement élevé par rapport aux autres prix d'achat observés dans cette zone. Prière de corriger ou de confirmer avec le QG. Attention ! Appareil TV a été revendu à 200000 Fcfa qui est relativement élevé par rapport aux autres prix de revente observés dans cette zone. Prière de corriger ou de confirmer avec le QG. </w:t>
+        <w:t xml:space="preserve">- Attention ! Appareil TV a été achété à 350000 Fcfa est relativement élevé par rapport aux autres prix d'achat observés dans cette zone. Prière de corriger ou de confirmer avec le QG. </w:t>
         <w:br/>
         <w:t xml:space="preserve">- Attention ! Téléphone portable a été achété à 200000 Fcfa est relativement élevé par rapport aux autres prix d'achat observés dans cette zone. Prière de corriger ou de confirmer avec le QG. Attention ! Téléphone portable a été revendu à 150000 Fcfa qui est relativement élevé par rapport aux autres prix de revente observés dans cette zone. Prière de corriger ou de confirmer avec le QG. </w:t>
         <w:br/>
@@ -2787,7 +2789,7 @@
         <w:br/>
         <w:t xml:space="preserve">- Peu probable! ndeye sene  n'arrive pas  à comprendre un petit texte lu dans une langue locale (s02q03). Veuillez corriger ou donner des explications au QG. </w:t>
         <w:br/>
-        <w:t>- Peu probable! zeynaba gning  n'arrive pas  à comprendre un petit texte lu dans une langue locale (s02q03). Veuillez corriger ou donner des explications au QG.</w:t>
+        <w:t>- Peu probable! zeynaba gning  n'arrive pas  à comprendre un petit texte lu dans une langue locale (s02q03). Veuillez corriger ou donner des explications au QG. Attention ! Le frais de scolarité (9000 Fcfa) de zeynaba gning en 1ére année de Secondaire 1 (Moyen) Général est relativement élevé par rapport aux autres frais de scolarités observés dans cette zone. Prière de corriger ou de confirmer avec le QG.</w:t>
       </w:r>
     </w:p>
     <w:p>
@@ -2887,7 +2889,7 @@
         <w:rPr>
           <w:sz w:val="20"/>
         </w:rPr>
-        <w:t>- Attention ! Le prix unitaire d'achat (50 Fcfa) de Cube alimentaire (Maggi, Jumbo, ) en Cube (Petit) est relativement élevé par rapport aux autres prix observés dans cette zone. Prière de corriger ou de confirmer avec le QG. Attention ! Le prix unitaire d'achat (600 Fcfa) de Huile de soja  en Litre (taille unique) est relativement faible par rapport aux autres prix observés dans cette zone. Prière de corriger ou de confirmer avec le QG. Difficile de consommer le Sel en Sachets industriel Petit prière de verifier.</w:t>
+        <w:t>- Attention ! Le prix unitaire d'achat (50 Fcfa) de Cube alimentaire (Maggi, Jumbo, ) en Cube (Petit) est relativement élevé par rapport aux autres prix observés dans cette zone. Prière de corriger ou de confirmer avec le QG. Attention ! Le prix unitaire d'achat (50 Fcfa) de Piment frais en Tas (Petit) est relativement faible par rapport aux autres prix observés dans cette zone. Prière de corriger ou de confirmer avec le QG. Attention ! Le prix unitaire d'achat (600 Fcfa) de Huile de soja  en Litre (taille unique) est relativement faible par rapport aux autres prix observés dans cette zone. Prière de corriger ou de confirmer avec le QG. Difficile de consommer le Sel en Sachets industriel Petit prière de verifier.</w:t>
       </w:r>
     </w:p>
     <w:p>
@@ -3451,7 +3453,7 @@
         <w:rPr>
           <w:sz w:val="20"/>
         </w:rPr>
-        <w:t>- Attention ! Le prix unitaire d'achat (100 Fcfa) de Poireau en Tas (Tres petit) est relativement élevé par rapport aux autres prix observés dans cette zone. Prière de corriger ou de confirmer avec le QG. Attention ! Le prix unitaire d'achat (2400 Fcfa) de Pâte d'arachide en Kg (taille unique) est relativement élevé par rapport aux autres prix observés dans cette zone. Prière de corriger ou de confirmer avec le QG. Attention ! Le prix unitaire d'achat (250 Fcfa) de Pain moderne (Baguette) en miche (Moyen) est relativement élevé par rapport aux autres prix observés dans cette zone. Prière de corriger ou de confirmer avec le QG. Attention ! Soupçons de quantité anormale! Le ménage de alassane ba avec une taille de 9 personnes a consommé 2 Sachets en Petit de Sel qui est relativement élevé comme consommation par rapport à la condition de vie des autres ménages de même taille dans cette zone. Prière de corriger ou de confirmer avec le QG. Avertissement!! La quantité (5.25 litre) du produit Huile d'arachide raffinée consommée  par le ménage semble très élevé, prière de corriger ou confirmer avec le QG. Avertissement!!! Le ménage a consommé 7 Paquet Petit de Thé en sachet, cette quantité semble anormale pour une consommation des 7 derniers jours.Prière de corriger ou de confirmer avec le QG. Avertissement!! le prix unitaire (150 Fcfa) de Thé en sachet (unité: Paquet) de taille Petit est très faible ou élevé. Prière de corriger ou de confirmer avec le QG. Incohérence!! Dans ce ménage, chaque individus consomme par jour .5952381 Kg  de cereale; Prière de revoir les quantités prises de ces produits. Incohérence!! Dans ce ménage, chaque individus consomme par jour .5952381 Kg  de cereale; Prière de revoir les quantités prises de ces produits. Incohérence!! Dans ce ménage, chaque individus consomme par jour .5952381 Kg  de cereale; Prière de revoir les quantités prises de ces produits.</w:t>
+        <w:t>- Attention ! Le prix unitaire d'achat (100 Fcfa) de Poireau en Tas (Tres petit) est relativement élevé par rapport aux autres prix observés dans cette zone. Prière de corriger ou de confirmer avec le QG. Attention ! Le prix unitaire d'achat (2400 Fcfa) de Pâte d'arachide en Kg (taille unique) est relativement élevé par rapport aux autres prix observés dans cette zone. Prière de corriger ou de confirmer avec le QG. Attention ! Le prix unitaire d'achat (250 Fcfa) de Pain moderne (Baguette) en miche (Moyen) est relativement élevé par rapport aux autres prix observés dans cette zone. Prière de corriger ou de confirmer avec le QG. Attention ! Le prix unitaire d'achat (75 Fcfa) de Arôme (Maggi, Jumbo, etc.) en Sachets industriel (Tres petit) est relativement élevé par rapport aux autres prix observés dans cette zone. Prière de corriger ou de confirmer avec le QG. Attention ! Soupçons de quantité anormale! Le ménage de alassane ba avec une taille de 9 personnes a consommé 2 Sachets en Petit de Sel qui est relativement élevé comme consommation par rapport à la condition de vie des autres ménages de même taille dans cette zone. Prière de corriger ou de confirmer avec le QG. Avertissement!! La quantité (5.25 litre) du produit Huile d'arachide raffinée consommée  par le ménage semble très élevé, prière de corriger ou confirmer avec le QG. Avertissement!!! Le ménage a consommé 7 Paquet Petit de Thé en sachet, cette quantité semble anormale pour une consommation des 7 derniers jours.Prière de corriger ou de confirmer avec le QG. Avertissement!! le prix unitaire (150 Fcfa) de Thé en sachet (unité: Paquet) de taille Petit est très faible ou élevé. Prière de corriger ou de confirmer avec le QG. Incohérence!! Dans ce ménage, chaque individus consomme par jour .5952381 Kg  de cereale; Prière de revoir les quantités prises de ces produits. Incohérence!! Dans ce ménage, chaque individus consomme par jour .5952381 Kg  de cereale; Prière de revoir les quantités prises de ces produits. Incohérence!! Dans ce ménage, chaque individus consomme par jour .5952381 Kg  de cereale; Prière de revoir les quantités prises de ces produits.</w:t>
       </w:r>
     </w:p>
     <w:p>
@@ -3917,9 +3919,9 @@
         <w:rPr>
           <w:sz w:val="20"/>
         </w:rPr>
-        <w:t xml:space="preserve">- Attention ! Le montant (5000 Fcfa) dépensé ou reçu en cadeau pour les cartes prépayées, les transferts de crédit et les abonnements de  djiby leye est relativement élevé par rapport aux autres montants depansés observés dans cette zone. Prière de corriger ou de confirmer avec le QG. Attention ! Le montant (5000 Fcfa) dépensé ou reçu en cadeau pour les recharges internet ou de forfaits de données mobiles(hors appels vocaux), aucours des 30 derniers jours de  djiby leye est relativement élevé par rapport aux autres montants depansés observés dans cette zone. Prière de corriger ou de confirmer avec le QG. </w:t>
+        <w:t xml:space="preserve">- Attention ! Le montant (5000 Fcfa) dépensé ou reçu en cadeau pour les cartes prépayées, les transferts de crédit et les abonnements de  djiby leye est relativement élevé par rapport aux autres montants depansés observés dans cette zone. Prière de corriger ou de confirmer avec le QG. </w:t>
         <w:br/>
-        <w:t xml:space="preserve">- Attention ! Le montant (5000 Fcfa) dépensé ou reçu en cadeau pour les cartes prépayées, les transferts de crédit et les abonnements de  therese diatta est relativement élevé par rapport aux autres montants depansés observés dans cette zone. Prière de corriger ou de confirmer avec le QG. Attention ! Le montant (5000 Fcfa) dépensé ou reçu en cadeau pour les recharges internet ou de forfaits de données mobiles(hors appels vocaux), aucours des 30 derniers jours de  therese diatta est relativement élevé par rapport aux autres montants depansés observés dans cette zone. Prière de corriger ou de confirmer avec le QG. </w:t>
+        <w:t xml:space="preserve">- Attention ! Le montant (5000 Fcfa) dépensé ou reçu en cadeau pour les cartes prépayées, les transferts de crédit et les abonnements de  therese diatta est relativement élevé par rapport aux autres montants depansés observés dans cette zone. Prière de corriger ou de confirmer avec le QG. </w:t>
         <w:br/>
         <w:t xml:space="preserve">- Attention ! Le montant (6000 Fcfa) dépensé ou reçu en cadeau pour les cartes prépayées, les transferts de crédit et les abonnements de  seynabou leye est relativement élevé par rapport aux autres montants depansés observés dans cette zone. Prière de corriger ou de confirmer avec le QG. Attention ! Le montant (6000 Fcfa) dépensé ou reçu en cadeau pour les recharges internet ou de forfaits de données mobiles(hors appels vocaux), aucours des 30 derniers jours de  seynabou leye est relativement élevé par rapport aux autres montants depansés observés dans cette zone. Prière de corriger ou de confirmer avec le QG. </w:t>
         <w:br/>
@@ -4070,7 +4072,7 @@
         <w:rPr>
           <w:sz w:val="20"/>
         </w:rPr>
-        <w:t>- La dernière fois que vous avez acheté Pain moderne (Baguette) est vendeur du quartier et semble exister dans les modalités, prière de prendre attache avec le QG pour plus d'explication afin de la classer bien. Attention ! Le prix unitaire d'achat (50 Fcfa) de Cube alimentaire (Maggi, Jumbo, ) en Cube (Petit) est relativement élevé par rapport aux autres prix observés dans cette zone. Prière de corriger ou de confirmer avec le QG. Attention ! Le prix unitaire d'achat (800 Fcfa) de Banane douce en Kg (taille unique) est relativement faible par rapport aux autres prix observés dans cette zone. Prière de corriger ou de confirmer avec le QG. Avertissement!! La quantité (3.5 litre) du produit Huile de soja  consommée  par le ménage semble très élevé, prière de corriger ou confirmer avec le QG. Avertissement!!! Le ménage a consommé 10 Boite (Autre que la boite/pot de tomate) Petit de Thé en sachet, cette quantité semble anormale pour une consommation des 7 derniers jours.Les ménages consomment géneralement en sachet ou en paquet, prière de corriger ou de confirmer avec le QG. Avertissement!!! Le ménage a consommé 10 Pièce Grand de Viande de poulet: cuisses de poulet, cette quantité semble anormale pour une consommation des 7 derniers jours.Prière de corriger ou de confirmer avec le QG.</w:t>
+        <w:t>- La dernière fois que vous avez acheté Pain moderne (Baguette) est vendeur du quartier et semble exister dans les modalités, prière de prendre attache avec le QG pour plus d'explication afin de la classer bien. Attention ! Le prix unitaire d'achat (100 Fcfa) de Piment frais en Pièce (Petit) est relativement élevé par rapport aux autres prix observés dans cette zone. Prière de corriger ou de confirmer avec le QG. Attention ! Le prix unitaire d'achat (50 Fcfa) de Cube alimentaire (Maggi, Jumbo, ) en Cube (Petit) est relativement élevé par rapport aux autres prix observés dans cette zone. Prière de corriger ou de confirmer avec le QG. Attention ! Le prix unitaire d'achat (800 Fcfa) de Banane douce en Kg (taille unique) est relativement faible par rapport aux autres prix observés dans cette zone. Prière de corriger ou de confirmer avec le QG. Attention ! Soupçons de quantité anormale! Le ménage de OUSMANE LEYE avec une taille de 10 personnes a consommé 7 Pièce en Moyen de Aubergine sauvage  qui est relativement élevé comme consommation par rapport à la condition de vie des autres ménages de même taille dans cette zone. Prière de corriger ou de confirmer avec le QG. Avertissement!! La quantité (3.5 litre) du produit Huile de soja  consommée  par le ménage semble très élevé, prière de corriger ou confirmer avec le QG. Avertissement!!! Le ménage a consommé 10 Boite (Autre que la boite/pot de tomate) Petit de Thé en sachet, cette quantité semble anormale pour une consommation des 7 derniers jours.Les ménages consomment géneralement en sachet ou en paquet, prière de corriger ou de confirmer avec le QG. Attention ! Le prix unitaire d'achat (300 Fcfa) de Thé en sachet en Boite (Autre que la boite/pot de tomate) (Petit) est relativement élevé par rapport aux autres prix observés dans cette zone. Prière de corriger ou de confirmer avec le QG. Avertissement!!! Le ménage a consommé 10 Pièce Grand de Viande de poulet: cuisses de poulet, cette quantité semble anormale pour une consommation des 7 derniers jours.Prière de corriger ou de confirmer avec le QG.</w:t>
       </w:r>
     </w:p>
     <w:p>
@@ -4175,7 +4177,7 @@
         <w:rPr>
           <w:sz w:val="20"/>
         </w:rPr>
-        <w:t>- Incohérence!! L'entreprise vente mangues dit avoir réçu une somme sur la revente de ces marchandises achetées et revendues en état (s10q46 est differnt de 0) mais n'a depensé aucune somme sur l'achat des marchandises revendues en état (s10q47==0), prière de fournir plus d'effort pour estimer le montant obtenu sur la depense de ces marchandises achetées et revendues en état.</w:t>
+        <w:t>- Incohérence!! L'entreprise vente mangues dit avoir réçu une somme sur la revente de ces marchandises achetées et revendues en état (s10q46 est differnt de 0) mais n'a depensé aucune somme sur l'achat des marchandises revendues en état (s10q47==0), prière de fournir plus d'effort pour estimer le montant obtenu sur la depense de ces marchandises achetées et revendues en état. Le salaire qu'une personne de cette catégorie (10.62) a travaillé(e) dans cette entreprise vente mangues est élevé ou faible. Prière de confirmer cette information avec le QG ou de corriger.</w:t>
       </w:r>
     </w:p>
     <w:p>
@@ -4217,7 +4219,7 @@
         <w:rPr>
           <w:sz w:val="20"/>
         </w:rPr>
-        <w:t>- Attention ! Ventilateur sur pied a été revendu à 35000 Fcfa qui est relativement élevé par rapport aux autres prix de revente observés dans cette zone. Prière de corriger ou de confirmer avec le QG.</w:t>
+        <w:t>- Attention ! Bonbonne de gaz a été achété à 5000 Fcfa est relativement faible par rapport aux autres prix d'achat observés dans cette zone. Prière de corriger ou de confirmer avec le QG.</w:t>
       </w:r>
     </w:p>
     <w:p>
@@ -4260,27 +4262,6 @@
           <w:sz w:val="20"/>
         </w:rPr>
         <w:t>- La section 16 du ménage de OUSMANE LEYE n'est pas renseigné, prière de renseigner.</w:t>
-      </w:r>
-    </w:p>
-    <w:p>
-      <w:r>
-        <w:rPr>
-          <w:b/>
-          <w:color w:val="4672C4"/>
-          <w:sz w:val="22"/>
-        </w:rPr>
-        <w:t>&gt;&gt; Section19 - Equipements agricoles</w:t>
-      </w:r>
-    </w:p>
-    <w:p>
-      <w:pPr>
-        <w:ind w:left="283"/>
-      </w:pPr>
-      <w:r>
-        <w:rPr>
-          <w:sz w:val="20"/>
-        </w:rPr>
-        <w:t>- Attention ! Abreuvoir / Mangeoire a été achété à 1000 Fcfa est relativement faible par rapport aux autres prix d'achat observés dans cette zone. Prière de corriger ou de confirmer avec le QG.</w:t>
       </w:r>
     </w:p>
     <w:p>
@@ -4869,6 +4850,10 @@
         <w:rPr>
           <w:sz w:val="20"/>
         </w:rPr>
+        <w:t xml:space="preserve">- Attention ! Antenne parabolique / décodeur a été achété à 25000 Fcfa est relativement élevé par rapport aux autres prix d'achat observés dans cette zone. Prière de corriger ou de confirmer avec le QG. </w:t>
+        <w:br/>
+        <w:t xml:space="preserve">- Attention ! Téléphone portable a été achété à 150000 Fcfa est relativement élevé par rapport aux autres prix d'achat observés dans cette zone. Prière de corriger ou de confirmer avec le QG. </w:t>
+        <w:br/>
         <w:t>- Avertissement!!! Le prix d'achat (7000) de l'article  Bonbonne de gaz est inférieur aux prix de revente (12000)  avec l'âge du bien atteignant 5 ans. Prière de vérifier ou confirmer avec l'enquêté et mettre les bonnes valeurs après verification, s'il le faut.</w:t>
       </w:r>
     </w:p>
@@ -6093,7 +6078,7 @@
         <w:rPr>
           <w:sz w:val="20"/>
         </w:rPr>
-        <w:t>- Attention ! Le prix unitaire d'achat (50 Fcfa) de Aubergine sauvage  en Pièce (Moyen) est relativement faible par rapport aux autres prix observés dans cette zone. Prière de corriger ou de confirmer avec le QG. Avertissement!! La quantité (7 litre) du produit Huile d'arachide raffinée consommée  par le ménage semble très élevé, prière de corriger ou confirmer avec le QG.</w:t>
+        <w:t>- Attention ! Le prix unitaire d'achat (200 Fcfa) de Café en poudre soluble en Sachets (Petit) est relativement élevé par rapport aux autres prix observés dans cette zone. Prière de corriger ou de confirmer avec le QG. Attention ! Le prix unitaire d'achat (200 Fcfa) de Carotte en Pièce (Moyen) est relativement élevé par rapport aux autres prix observés dans cette zone. Prière de corriger ou de confirmer avec le QG. Attention ! Le prix unitaire d'achat (200 Fcfa) de Feuilles de  Haricot en Tas (Moyen) est relativement élevé par rapport aux autres prix observés dans cette zone. Prière de corriger ou de confirmer avec le QG. Attention ! Le prix unitaire d'achat (200 Fcfa) de Pommes en Pièce (Moyen) est relativement faible par rapport aux autres prix observés dans cette zone. Prière de corriger ou de confirmer avec le QG. Attention ! Le prix unitaire d'achat (400 Fcfa) de Choux en Pièce (Moyen) est relativement élevé par rapport aux autres prix observés dans cette zone. Prière de corriger ou de confirmer avec le QG. Avertissement!! La quantité (7 litre) du produit Huile d'arachide raffinée consommée  par le ménage semble très élevé, prière de corriger ou confirmer avec le QG.</w:t>
       </w:r>
     </w:p>
     <w:p>
@@ -6221,8 +6206,6 @@
         <w:rPr>
           <w:sz w:val="20"/>
         </w:rPr>
-        <w:t xml:space="preserve">- Attention ! Ventilateur sur pied a été revendu à 30000 Fcfa qui est relativement élevé par rapport aux autres prix de revente observés dans cette zone. Prière de corriger ou de confirmer avec le QG. </w:t>
-        <w:br/>
         <w:t>- Le nombre d'article ( Téléphone portable)  dans ce ménages est élevé (13), prière de corriger ou confirmer avec le QG.</w:t>
       </w:r>
     </w:p>
@@ -6245,27 +6228,6 @@
           <w:sz w:val="20"/>
         </w:rPr>
         <w:t>- La section 16 du ménage de ablaye samb n'est pas renseigné, prière de renseigner.</w:t>
-      </w:r>
-    </w:p>
-    <w:p>
-      <w:r>
-        <w:rPr>
-          <w:b/>
-          <w:color w:val="4672C4"/>
-          <w:sz w:val="22"/>
-        </w:rPr>
-        <w:t>&gt;&gt; Section19 - Equipements agricoles</w:t>
-      </w:r>
-    </w:p>
-    <w:p>
-      <w:pPr>
-        <w:ind w:left="283"/>
-      </w:pPr>
-      <w:r>
-        <w:rPr>
-          <w:sz w:val="20"/>
-        </w:rPr>
-        <w:t>- Attention ! Abreuvoir / Mangeoire a été achété à 6000 Fcfa est relativement élevé par rapport aux autres prix d'achat observés dans cette zone. Prière de corriger ou de confirmer avec le QG.</w:t>
       </w:r>
     </w:p>
     <w:p>
@@ -6663,7 +6625,7 @@
         <w:br/>
         <w:t xml:space="preserve">- Peu probable! olivier badianky  n'arrive pas  à comprendre un petit texte lu dans une langue locale (s02q03). Veuillez corriger ou donner des explications au QG. </w:t>
         <w:br/>
-        <w:t>- Peu probable! passou ndecky  n'arrive pas  à comprendre un petit texte lu dans une langue locale (s02q03). Veuillez corriger ou donner des explications au QG.  Incohérence ! seulement les écoles gouvermentales paient les cotisations (Gouvernement, communauté, ONG ou organisation humanitaire). veuillez, s'il vous plait, confirmer cette information de passou ndecky avec le QG ou apporter les corrections nécessaires. Le montant des autres depenses pour l'année scolaire de passou ndecky est faible ou élevé. veuillez, s'il vous plait, confirmer ces informations avec le QG ou apporter les corrections nécessaires.</w:t>
+        <w:t>- Peu probable! passou ndecky  n'arrive pas  à comprendre un petit texte lu dans une langue locale (s02q03). Veuillez corriger ou donner des explications au QG.  Incohérence ! seulement les écoles gouvermentales paient les cotisations (Gouvernement, communauté, ONG ou organisation humanitaire). veuillez, s'il vous plait, confirmer cette information de passou ndecky avec le QG ou apporter les corrections nécessaires. Le montant des autres depenses pour l'année scolaire de passou ndecky est faible ou élevé. veuillez, s'il vous plait, confirmer ces informations avec le QG ou apporter les corrections nécessaires. Attention ! Le frais de scolarité (10000 Fcfa) de passou ndecky en 3ème année de Primaire est relativement élevé par rapport aux autres frais de scolarités observés dans cette zone. Prière de corriger ou de confirmer avec le QG.</w:t>
       </w:r>
     </w:p>
     <w:p>
@@ -6774,7 +6736,7 @@
         <w:rPr>
           <w:sz w:val="20"/>
         </w:rPr>
-        <w:t>- La dernière fois que vous avez acheté Lait pour bébé est pharmacie et semble exister dans les modalités, prière de prendre attache avec le QG pour plus d'explication afin de la classer bien.  La dernière fois que vous avez acheté Sel est chez elle et semble exister dans les modalités, prière de prendre attache avec le QG pour plus d'explication afin de la classer bien. Attention ! Le prix unitaire d'achat (250 Fcfa) de Salade (laitue) en Tas (Moyen) est relativement faible par rapport aux autres prix observés dans cette zone. Prière de corriger ou de confirmer avec le QG. Attention ! Le prix unitaire d'achat (500 Fcfa) de Poivre en Sachets (Petit) est relativement élevé par rapport aux autres prix observés dans cette zone. Prière de corriger ou de confirmer avec le QG. Attention ! Le prix unitaire d'achat (500 Fcfa) de Silure séché en Morceau (Portion) (Petit) est relativement élevé par rapport aux autres prix observés dans cette zone. Prière de corriger ou de confirmer avec le QG.</w:t>
+        <w:t>- La dernière fois que vous avez acheté Lait pour bébé est pharmacie et semble exister dans les modalités, prière de prendre attache avec le QG pour plus d'explication afin de la classer bien.  La dernière fois que vous avez acheté Sel est chez elle et semble exister dans les modalités, prière de prendre attache avec le QG pour plus d'explication afin de la classer bien. Attention ! Le prix unitaire d'achat (100 Fcfa) de Piment frais en Pièce (Petit) est relativement élevé par rapport aux autres prix observés dans cette zone. Prière de corriger ou de confirmer avec le QG. Attention ! Le prix unitaire d'achat (100 Fcfa) de Soumbala (moutarde africaine) en Sachets (Tres petit) est relativement élevé par rapport aux autres prix observés dans cette zone. Prière de corriger ou de confirmer avec le QG. Attention ! Le prix unitaire d'achat (1000 Fcfa) de Orange  en Sachets (Moyen) est relativement élevé par rapport aux autres prix observés dans cette zone. Prière de corriger ou de confirmer avec le QG. Attention ! Le prix unitaire d'achat (150 Fcfa) de Aubergine   en Pièce (Moyen) est relativement élevé par rapport aux autres prix observés dans cette zone. Prière de corriger ou de confirmer avec le QG. Attention ! Le prix unitaire d'achat (200 Fcfa) de Café en poudre soluble en Sachets (Petit) est relativement élevé par rapport aux autres prix observés dans cette zone. Prière de corriger ou de confirmer avec le QG. Attention ! Le prix unitaire d'achat (500 Fcfa) de Poivre en Sachets (Petit) est relativement élevé par rapport aux autres prix observés dans cette zone. Prière de corriger ou de confirmer avec le QG. Attention ! Le prix unitaire d'achat (500 Fcfa) de Silure séché en Morceau (Portion) (Petit) est relativement élevé par rapport aux autres prix observés dans cette zone. Prière de corriger ou de confirmer avec le QG.</w:t>
       </w:r>
     </w:p>
     <w:p>
@@ -6858,8 +6820,6 @@
         <w:rPr>
           <w:sz w:val="20"/>
         </w:rPr>
-        <w:t xml:space="preserve">- Attention ! Ventilateur sur pied a été revendu à 30000 Fcfa qui est relativement élevé par rapport aux autres prix de revente observés dans cette zone. Prière de corriger ou de confirmer avec le QG. </w:t>
-        <w:br/>
         <w:t>- Avertissement!!! Le prix d'achat (12000) de l'article  Bonbonne de gaz est inférieur aux prix de revente (15000)  avec l'âge du bien atteignant 9 ans. Prière de vérifier ou confirmer avec l'enquêté et mettre les bonnes valeurs après verification, s'il le faut.</w:t>
       </w:r>
     </w:p>
@@ -7364,7 +7324,7 @@
         <w:rPr>
           <w:sz w:val="20"/>
         </w:rPr>
-        <w:t>- Avertissement!!! Le ménage a consommé 4 Paquet Petit de Thé en sachet, cette quantité semble anormale pour une consommation des 7 derniers jours.Prière de corriger ou de confirmer avec le QG. Avertissement!! le prix unitaire (500 Fcfa) de Thé en sachet (unité: Paquet) de taille Petit est très faible ou élevé. Prière de corriger ou de confirmer avec le QG. Attention ! Le prix unitaire d'achat (500 Fcfa) de Thé en sachet en Paquet (Petit) est relativement élevé par rapport aux autres prix observés dans cette zone. Prière de corriger ou de confirmer avec le QG.</w:t>
+        <w:t>- Attention ! Le prix unitaire d'achat (300 Fcfa) de Pommes en Pièce (Grand) est relativement élevé par rapport aux autres prix observés dans cette zone. Prière de corriger ou de confirmer avec le QG. Avertissement!!! Le ménage a consommé 4 Paquet Petit de Thé en sachet, cette quantité semble anormale pour une consommation des 7 derniers jours.Prière de corriger ou de confirmer avec le QG. Avertissement!! le prix unitaire (500 Fcfa) de Thé en sachet (unité: Paquet) de taille Petit est très faible ou élevé. Prière de corriger ou de confirmer avec le QG. Attention ! Le prix unitaire d'achat (500 Fcfa) de Thé en sachet en Paquet (Petit) est relativement élevé par rapport aux autres prix observés dans cette zone. Prière de corriger ou de confirmer avec le QG.</w:t>
       </w:r>
     </w:p>
     <w:p>
@@ -7587,27 +7547,6 @@
           <w:sz w:val="20"/>
         </w:rPr>
         <w:t>- La section 16 du ménage de MOUSSA THIONGANE n'est pas renseigné, prière de renseigner.</w:t>
-      </w:r>
-    </w:p>
-    <w:p>
-      <w:r>
-        <w:rPr>
-          <w:b/>
-          <w:color w:val="4672C4"/>
-          <w:sz w:val="22"/>
-        </w:rPr>
-        <w:t>&gt;&gt; Section19 - Equipements agricoles</w:t>
-      </w:r>
-    </w:p>
-    <w:p>
-      <w:pPr>
-        <w:ind w:left="283"/>
-      </w:pPr>
-      <w:r>
-        <w:rPr>
-          <w:sz w:val="20"/>
-        </w:rPr>
-        <w:t>- Attention ! Machette a été revendu à 3000 Fcfa qui est relativement élevé par rapport aux autres prix de revente observés dans cette zone. Prière de corriger ou de confirmer avec le QG.</w:t>
       </w:r>
     </w:p>
     <w:p>
@@ -8085,7 +8024,7 @@
         <w:rPr>
           <w:sz w:val="20"/>
         </w:rPr>
-        <w:t>- Attention ! Le prix unitaire d'achat (1000 Fcfa) de Poivron frais en Pièce (Moyen) est relativement élevé par rapport aux autres prix observés dans cette zone. Prière de corriger ou de confirmer avec le QG. Attention ! Le prix unitaire d'achat (1100 Fcfa) de Poivre en Kg (taille unique) est relativement faible par rapport aux autres prix observés dans cette zone. Prière de corriger ou de confirmer avec le QG. Attention ! Le prix unitaire d'achat (1500 Fcfa) de Salade (laitue) en Tas (Moyen) est relativement élevé par rapport aux autres prix observés dans cette zone. Prière de corriger ou de confirmer avec le QG. Attention ! Le prix unitaire d'achat (2400 Fcfa) de Pâte d'arachide en Kg (taille unique) est relativement élevé par rapport aux autres prix observés dans cette zone. Prière de corriger ou de confirmer avec le QG. Attention ! Le prix unitaire d'achat (3000 Fcfa) de Huile de palme raffinée en Litre (taille unique) est relativement élevé par rapport aux autres prix observés dans cette zone. Prière de corriger ou de confirmer avec le QG. Attention ! Le prix unitaire d'achat (500 Fcfa) de Silure séché en Morceau (Portion) (Petit) est relativement élevé par rapport aux autres prix observés dans cette zone. Prière de corriger ou de confirmer avec le QG. Attention ! Le prix unitaire d'achat (700 Fcfa) de Concombre en Pièce (Moyen) est relativement élevé par rapport aux autres prix observés dans cette zone. Prière de corriger ou de confirmer avec le QG. Attention ! Le prix unitaire d'achat (800 Fcfa) de Tomate fraîche en Sachets (Petit) est relativement élevé par rapport aux autres prix observés dans cette zone. Prière de corriger ou de confirmer avec le QG. Avertissement!! La quantité (5 litre) du produit Huile de soja  consommée  par le ménage semble très élevé, prière de corriger ou confirmer avec le QG. Avertissement!!! Le ménage a consommé 10 Paquet Petit de Thé en sachet, cette quantité semble anormale pour une consommation des 7 derniers jours.Prière de corriger ou de confirmer avec le QG. Difficile de consommer le Sel en Sachets industriel Moyen prière de verifier. Le ménage a consommé 1 Sac (50 Kg) taille unique de Riz importé parfumé, cette quantité semble anormale pour une consommation des 7 derniers jours. prière de verifier et corriger ou confirmer avec le QG.</w:t>
+        <w:t>- Attention ! Le prix unitaire d'achat (1000 Fcfa) de Poivron frais en Pièce (Moyen) est relativement élevé par rapport aux autres prix observés dans cette zone. Prière de corriger ou de confirmer avec le QG. Attention ! Le prix unitaire d'achat (1500 Fcfa) de Salade (laitue) en Tas (Moyen) est relativement élevé par rapport aux autres prix observés dans cette zone. Prière de corriger ou de confirmer avec le QG. Attention ! Le prix unitaire d'achat (2400 Fcfa) de Pâte d'arachide en Kg (taille unique) est relativement élevé par rapport aux autres prix observés dans cette zone. Prière de corriger ou de confirmer avec le QG. Attention ! Le prix unitaire d'achat (3000 Fcfa) de Huile de palme raffinée en Litre (taille unique) est relativement élevé par rapport aux autres prix observés dans cette zone. Prière de corriger ou de confirmer avec le QG. Attention ! Le prix unitaire d'achat (500 Fcfa) de Choux en Pièce (Moyen) est relativement élevé par rapport aux autres prix observés dans cette zone. Prière de corriger ou de confirmer avec le QG. Attention ! Le prix unitaire d'achat (500 Fcfa) de Silure séché en Morceau (Portion) (Petit) est relativement élevé par rapport aux autres prix observés dans cette zone. Prière de corriger ou de confirmer avec le QG. Attention ! Le prix unitaire d'achat (5000 Fcfa) de Viande de bœuf: filet, faux-filet en Kg (taille unique) est relativement élevé par rapport aux autres prix observés dans cette zone. Prière de corriger ou de confirmer avec le QG. Attention ! Le prix unitaire d'achat (700 Fcfa) de Concombre en Pièce (Moyen) est relativement élevé par rapport aux autres prix observés dans cette zone. Prière de corriger ou de confirmer avec le QG. Attention ! Le prix unitaire d'achat (800 Fcfa) de Tomate fraîche en Sachets (Petit) est relativement élevé par rapport aux autres prix observés dans cette zone. Prière de corriger ou de confirmer avec le QG. Attention ! Soupçons de quantité anormale! Le ménage de galass tine avec une taille de 8 personnes a consommé 5 Kg en taille unique de Pomme de terre qui est relativement élevé comme consommation par rapport à la condition de vie des autres ménages de même taille dans cette zone. Prière de corriger ou de confirmer avec le QG. Avertissement!! La quantité (5 litre) du produit Huile de soja  consommée  par le ménage semble très élevé, prière de corriger ou confirmer avec le QG. Avertissement!!! Le ménage a consommé 10 Paquet Petit de Thé en sachet, cette quantité semble anormale pour une consommation des 7 derniers jours.Prière de corriger ou de confirmer avec le QG. Attention ! Le prix unitaire d'achat (100 Fcfa) de Thé en sachet en Boite (Autre que la boite/pot de tomate) (Petit) est relativement faible par rapport aux autres prix observés dans cette zone. Prière de corriger ou de confirmer avec le QG. Difficile de consommer le Sel en Sachets industriel Moyen prière de verifier. Le ménage a consommé 1 Sac (50 Kg) taille unique de Riz importé parfumé, cette quantité semble anormale pour une consommation des 7 derniers jours. prière de verifier et corriger ou confirmer avec le QG.</w:t>
       </w:r>
     </w:p>
     <w:p>
@@ -8153,27 +8092,6 @@
           <w:sz w:val="20"/>
         </w:rPr>
         <w:t>- Le montant mensuel du loyer, y compris les avantages liés au logement (eau, électricité, téléphone etc.) payé par ce (s) tiers? (FCFA) est trop faible ou trop élevé, veuillez revoir la question s11q09 s'il vous plait.</w:t>
-      </w:r>
-    </w:p>
-    <w:p>
-      <w:r>
-        <w:rPr>
-          <w:b/>
-          <w:color w:val="4672C4"/>
-          <w:sz w:val="22"/>
-        </w:rPr>
-        <w:t>&gt;&gt; Section12 - Actifs du menage</w:t>
-      </w:r>
-    </w:p>
-    <w:p>
-      <w:pPr>
-        <w:ind w:left="283"/>
-      </w:pPr>
-      <w:r>
-        <w:rPr>
-          <w:sz w:val="20"/>
-        </w:rPr>
-        <w:t>- Attention ! Cuisinière à gaz ou électrique a été achété à 180000 Fcfa est relativement élevé par rapport aux autres prix d'achat observés dans cette zone. Prière de corriger ou de confirmer avec le QG.</w:t>
       </w:r>
     </w:p>
     <w:p>
